--- a/backend-templates/box-to-google-advanced.docx
+++ b/backend-templates/box-to-google-advanced.docx
@@ -341,83 +341,6 @@
             <w:r>
               <w:rPr>
                 <w:spacing w:val="-4"/>
-                <w:sz w:val="19"/>
-              </w:rPr>
-              <w:t>}}</w:t>
-            </w:r>
-          </w:p>
-        </w:tc>
-      </w:tr>
-      <w:tr>
-        <w:trPr>
-          <w:jc w:val="center"/>
-        </w:trPr>
-        <w:tc>
-          <w:tcPr>
-            <w:tcW w:w="3255" w:type="dxa"/>
-          </w:tcPr>
-          <w:p>
-            <w:r>
-              <w:t>Managed Migration Service</w:t>
-            </w:r>
-          </w:p>
-        </w:tc>
-        <w:tc>
-          <w:tcPr>
-            <w:tcW w:w="4452" w:type="dxa"/>
-          </w:tcPr>
-          <w:p>
-            <w:r>
-              <w:t xml:space="preserve">Managed Migration | Assigned Project Manager | Pre-Migration Analysis | During Migration Consulting |Post-Migration Support and Data Reconciliation Support | End-to End Migration Assistance </w:t>
-            </w:r>
-          </w:p>
-          <w:p>
-            <w:r>
-              <w:t>-----------------------------------------------------------</w:t>
-            </w:r>
-          </w:p>
-          <w:p>
-            <w:r>
-              <w:t>Valid for {{</w:t>
-            </w:r>
-            <w:proofErr w:type="spellStart"/>
-            <w:r>
-              <w:t>Duration_of_months</w:t>
-            </w:r>
-            <w:proofErr w:type="spellEnd"/>
-            <w:r>
-              <w:t>}} Months</w:t>
-            </w:r>
-          </w:p>
-          <w:p/>
-        </w:tc>
-        <w:tc>
-          <w:tcPr>
-            <w:tcW w:w="2990" w:type="dxa"/>
-          </w:tcPr>
-          <w:p>
-            <w:pPr>
-              <w:jc w:val="center"/>
-            </w:pPr>
-            <w:r>
-              <w:rPr>
-                <w:spacing w:val="-2"/>
-                <w:sz w:val="19"/>
-              </w:rPr>
-              <w:t>{{</w:t>
-            </w:r>
-            <w:proofErr w:type="spellStart"/>
-            <w:r>
-              <w:rPr>
-                <w:spacing w:val="-2"/>
-                <w:sz w:val="19"/>
-              </w:rPr>
-              <w:t>price_migration</w:t>
-            </w:r>
-            <w:proofErr w:type="spellEnd"/>
-            <w:r>
-              <w:rPr>
-                <w:spacing w:val="-2"/>
                 <w:sz w:val="19"/>
               </w:rPr>
               <w:t>}}</w:t>

--- a/backend-templates/box-to-google-advanced.docx
+++ b/backend-templates/box-to-google-advanced.docx
@@ -344,6 +344,98 @@
                 <w:sz w:val="19"/>
               </w:rPr>
               <w:t>}}</w:t>
+            </w:r>
+          </w:p>
+        </w:tc>
+      </w:tr>
+      <w:tr>
+        <w:trPr>
+          <w:jc w:val="center"/>
+        </w:trPr>
+        <w:tc>
+          <w:tcPr>
+            <w:tcW w:w="3255" w:type="dxa"/>
+          </w:tcPr>
+          <w:p>
+            <w:r>
+              <w:t>Managed Migration Service</w:t>
+            </w:r>
+          </w:p>
+        </w:tc>
+        <w:tc>
+          <w:tcPr>
+            <w:tcW w:w="4452" w:type="dxa"/>
+          </w:tcPr>
+          <w:p>
+            <w:r>
+              <w:t>Fully Managed Migration | Dedicated Project Manager | Pre-Migration Analysis | During Migration Consulting | Post-Migration Support and Data Reconciliation Support | End-to End Migration Assistance with 24*7 Premium Support</w:t>
+            </w:r>
+            <w:proofErr w:type="spellStart"/>
+            <w:r>
+              <w:t/>
+            </w:r>
+            <w:proofErr w:type="spellEnd"/>
+            <w:r>
+              <w:t/>
+            </w:r>
+            <w:proofErr w:type="spellStart"/>
+            <w:r>
+              <w:t/>
+            </w:r>
+            <w:proofErr w:type="spellEnd"/>
+            <w:r>
+              <w:t/>
+            </w:r>
+            <w:r>
+              <w:br/>
+              <w:t xml:space="preserve"/>
+            </w:r>
+            <w:r>
+              <w:rPr>
+                <w:sz w:val="21"/>
+                <w:szCs w:val="21"/>
+              </w:rPr>
+              <w:t xml:space="preserve"/>
+            </w:r>
+            <w:r>
+              <w:t/>
+            </w:r>
+            <w:proofErr w:type="spellStart"/>
+            <w:r>
+              <w:t/>
+            </w:r>
+            <w:proofErr w:type="spellEnd"/>
+            <w:r>
+              <w:t/>
+            </w:r>
+            <w:r>
+              <w:rPr>
+                <w:sz w:val="21"/>
+                <w:szCs w:val="21"/>
+              </w:rPr>
+              <w:t xml:space="preserve"/>
+            </w:r>
+          </w:p>
+          <w:p/>
+        </w:tc>
+        <w:tc>
+          <w:tcPr>
+            <w:tcW w:w="2990" w:type="dxa"/>
+          </w:tcPr>
+          <w:p>
+            <w:pPr>
+              <w:jc w:val="center"/>
+            </w:pPr>
+            <w:r>
+              <w:t>{{price_migration}}</w:t>
+            </w:r>
+            <w:proofErr w:type="spellStart"/>
+            <w:r>
+              <w:t/>
+            </w:r>
+            <w:proofErr w:type="spellEnd"/>
+            <w:r>
+              <w:t/>
             </w:r>
           </w:p>
         </w:tc>

--- a/backend-templates/box-to-google-advanced.docx
+++ b/backend-templates/box-to-google-advanced.docx
@@ -1067,7 +1067,7 @@
         <w:rPr>
           <w:u w:val="single"/>
         </w:rPr>
-        <w:t>2500 Regency Parkway, Cary, NC 27518</w:t>
+        <w:t>600 Park Offices Dr, suite#LL-52 Durham, NC 27709</w:t>
       </w:r>
       <w:r>
         <w:t xml:space="preserve"> (“Company”), and the Customer listed above (“Customer”). This Agreement includes and incorporates the above Order Form, Included in Migration Exhibit ("Exhibit 1"), Not included in Migration Exhibit ("Exhibit 2"), all attachments hereto, as well as the attached Terms and Conditions and contains, among other things, warranty disclaimers, liability limitations and use limitations. There shall be no force or effect </w:t>
@@ -4497,7 +4497,7 @@
       <w:t>|</w:t>
     </w:r>
     <w:r>
-      <w:t xml:space="preserve"> 2500 Regency Parkway, Cary, NC 27518 </w:t>
+      <w:t xml:space="preserve"> 600 Park Offices Dr, suite#LL-52 Durham, NC 27709 </w:t>
     </w:r>
     <w:r>
       <w:rPr>
@@ -4623,7 +4623,7 @@
       <w:t>|</w:t>
     </w:r>
     <w:r>
-      <w:t xml:space="preserve"> 2500 Regency Parkway, Cary, NC 27518 </w:t>
+      <w:t xml:space="preserve"> 600 Park Offices Dr, suite#LL-52 Durham, NC 27709 </w:t>
     </w:r>
     <w:r>
       <w:rPr>
@@ -4743,7 +4743,7 @@
       <w:t>|</w:t>
     </w:r>
     <w:r>
-      <w:t xml:space="preserve"> 2500 Regency Parkway, Cary, NC 27518 </w:t>
+      <w:t xml:space="preserve"> 600 Park Offices Dr, suite#LL-52 Durham, NC 27709 </w:t>
     </w:r>
     <w:r>
       <w:rPr>
@@ -4863,7 +4863,7 @@
       <w:t>|</w:t>
     </w:r>
     <w:r>
-      <w:t xml:space="preserve"> 2500 Regency Parkway, Cary, NC 27518 </w:t>
+      <w:t xml:space="preserve"> 600 Park Offices Dr, suite#LL-52 Durham, NC 27709 </w:t>
     </w:r>
     <w:r>
       <w:rPr>
@@ -4983,7 +4983,7 @@
       <w:t>|</w:t>
     </w:r>
     <w:r>
-      <w:t xml:space="preserve"> 2500 Regency Parkway, Cary, NC 27518 </w:t>
+      <w:t xml:space="preserve"> 600 Park Offices Dr, suite#LL-52 Durham, NC 27709 </w:t>
     </w:r>
     <w:r>
       <w:rPr>
@@ -5103,7 +5103,7 @@
       <w:t>|</w:t>
     </w:r>
     <w:r>
-      <w:t xml:space="preserve"> 2500 Regency Parkway, Cary, NC 27518 </w:t>
+      <w:t xml:space="preserve"> 600 Park Offices Dr, suite#LL-52 Durham, NC 27709 </w:t>
     </w:r>
     <w:r>
       <w:rPr>
@@ -5223,7 +5223,7 @@
       <w:t>|</w:t>
     </w:r>
     <w:r>
-      <w:t xml:space="preserve"> 2500 Regency Parkway, Cary, NC 27518 </w:t>
+      <w:t xml:space="preserve"> 600 Park Offices Dr, suite#LL-52 Durham, NC 27709 </w:t>
     </w:r>
     <w:r>
       <w:rPr>
@@ -5343,7 +5343,7 @@
       <w:t>|</w:t>
     </w:r>
     <w:r>
-      <w:t xml:space="preserve"> 2500 Regency Parkway, Cary, NC 27518 </w:t>
+      <w:t xml:space="preserve"> 600 Park Offices Dr, suite#LL-52 Durham, NC 27709 </w:t>
     </w:r>
     <w:r>
       <w:rPr>

--- a/backend-templates/box-to-google-advanced.docx
+++ b/backend-templates/box-to-google-advanced.docx
@@ -370,50 +370,8 @@
             <w:r>
               <w:t>Fully Managed Migration | Dedicated Project Manager | Pre-Migration Analysis | During Migration Consulting | Post-Migration Support and Data Reconciliation Support | End-to End Migration Assistance with 24*7 Premium Support</w:t>
             </w:r>
-            <w:proofErr w:type="spellStart"/>
-            <w:r>
-              <w:t/>
-            </w:r>
-            <w:proofErr w:type="spellEnd"/>
-            <w:r>
-              <w:t/>
-            </w:r>
-            <w:proofErr w:type="spellStart"/>
-            <w:r>
-              <w:t/>
-            </w:r>
-            <w:proofErr w:type="spellEnd"/>
-            <w:r>
-              <w:t/>
-            </w:r>
             <w:r>
               <w:br/>
-              <w:t xml:space="preserve"/>
-            </w:r>
-            <w:r>
-              <w:rPr>
-                <w:sz w:val="21"/>
-                <w:szCs w:val="21"/>
-              </w:rPr>
-              <w:t xml:space="preserve"/>
-            </w:r>
-            <w:r>
-              <w:t/>
-            </w:r>
-            <w:proofErr w:type="spellStart"/>
-            <w:r>
-              <w:t/>
-            </w:r>
-            <w:proofErr w:type="spellEnd"/>
-            <w:r>
-              <w:t/>
-            </w:r>
-            <w:r>
-              <w:rPr>
-                <w:sz w:val="21"/>
-                <w:szCs w:val="21"/>
-              </w:rPr>
-              <w:t xml:space="preserve"/>
             </w:r>
           </w:p>
           <w:p/>
@@ -428,14 +386,6 @@
             </w:pPr>
             <w:r>
               <w:t>{{price_migration}}</w:t>
-            </w:r>
-            <w:proofErr w:type="spellStart"/>
-            <w:r>
-              <w:t/>
-            </w:r>
-            <w:proofErr w:type="spellEnd"/>
-            <w:r>
-              <w:t/>
             </w:r>
           </w:p>
         </w:tc>
@@ -1877,61 +1827,29 @@
           <w:sz w:val="24"/>
           <w:szCs w:val="24"/>
         </w:rPr>
-        <w:t xml:space="preserve">Subject to earlier termination as provided below, this Agreement is for the Initial Service Term as specified in the Order Form, and shall be automatically renewed for additional periods of the same duration as the Initial Service Term (collectively, the “Term”), unless </w:t>
-      </w:r>
-      <w:proofErr w:type="gramStart"/>
+        <w:t>Subject to earlier termination as provided below, this Agreement is for the Initial Service Term as specified in the Order Form, and shall be automatically renewed for additional periods of the same duration as the Initial Service Term (collectively, the “Term”), unless either party requests termination at least thirty (30) days prior to the end of the then-current term.</w:t>
+      </w:r>
+    </w:p>
+    <w:p>
+      <w:pPr>
+        <w:pStyle w:val="PDParagraphDefault"/>
+        <w:jc w:val="both"/>
+      </w:pPr>
+      <w:r>
+        <w:t xml:space="preserve"> </w:t>
+      </w:r>
+    </w:p>
+    <w:p>
+      <w:pPr>
+        <w:pStyle w:val="PDParagraphDefault"/>
+        <w:jc w:val="both"/>
+      </w:pPr>
       <w:r>
         <w:rPr>
           <w:sz w:val="24"/>
           <w:szCs w:val="24"/>
         </w:rPr>
-        <w:t>either party</w:t>
-      </w:r>
-      <w:proofErr w:type="gramEnd"/>
-      <w:r>
-        <w:rPr>
-          <w:sz w:val="24"/>
-          <w:szCs w:val="24"/>
-        </w:rPr>
-        <w:t xml:space="preserve"> requests termination at least thirty (30) days prior to the end of the then-current term.</w:t>
-      </w:r>
-    </w:p>
-    <w:p>
-      <w:pPr>
-        <w:pStyle w:val="PDParagraphDefault"/>
-        <w:jc w:val="both"/>
-      </w:pPr>
-      <w:r>
-        <w:t xml:space="preserve"> </w:t>
-      </w:r>
-    </w:p>
-    <w:p>
-      <w:pPr>
-        <w:pStyle w:val="PDParagraphDefault"/>
-        <w:jc w:val="both"/>
-      </w:pPr>
-      <w:r>
-        <w:rPr>
-          <w:sz w:val="24"/>
-          <w:szCs w:val="24"/>
-        </w:rPr>
-        <w:t xml:space="preserve">In addition to any other </w:t>
-      </w:r>
-      <w:proofErr w:type="gramStart"/>
-      <w:r>
-        <w:rPr>
-          <w:sz w:val="24"/>
-          <w:szCs w:val="24"/>
-        </w:rPr>
-        <w:t>remedies</w:t>
-      </w:r>
-      <w:proofErr w:type="gramEnd"/>
-      <w:r>
-        <w:rPr>
-          <w:sz w:val="24"/>
-          <w:szCs w:val="24"/>
-        </w:rPr>
-        <w:t xml:space="preserve"> it may have, either party may also terminate this Agreement upon thirty (30) days’ notice (or without notice in the case of nonpayment), if the other party materially breaches any of the terms or conditions of this Agreement. Customer will pay in full for the Services up to and including the last day on which the Services are provided. All sections of this Agreement which by their nature should survive termination will survive termination, including, without limitation, accrued rights to payment, confidentiality obligations, warranty disclaimers, and limitations of liability.</w:t>
+        <w:t>In addition to any other remedies it may have, either party may also terminate this Agreement upon thirty (30) days’ notice (or without notice in the case of nonpayment), if the other party materially breaches any of the terms or conditions of this Agreement. Customer will pay in full for the Services up to and including the last day on which the Services are provided. All sections of this Agreement which by their nature should survive termination will survive termination, including, without limitation, accrued rights to payment, confidentiality obligations, warranty disclaimers, and limitations of liability.</w:t>
       </w:r>
     </w:p>
     <w:p>
